--- a/Architecture/adr/acrme_adr_005_distributed_dr_reference_model.docx
+++ b/Architecture/adr/acrme_adr_005_distributed_dr_reference_model.docx
@@ -175,7 +175,7 @@
           <w:bCs/>
           <w:b/>
         </w:rPr>
-        <w:t xml:space="preserve">v2.4 reconciliation note — no DR-model change.</w:t>
+        <w:t xml:space="preserve">v2.4 reconciliation note — reservation-model gaps.</w:t>
       </w:r>
       <w:r>
         <w:t xml:space="preserve"> </w:t>
@@ -196,22 +196,7 @@
         <w:t xml:space="preserve"> </w:t>
       </w:r>
       <w:r>
-        <w:t xml:space="preserve">(DR-018), the reference topology and the Middle East</w:t>
-      </w:r>
-      <w:r>
-        <w:t xml:space="preserve"> </w:t>
-      </w:r>
-      <w:r>
-        <w:rPr>
-          <w:rStyle w:val="VerbatimChar"/>
-        </w:rPr>
-        <w:t xml:space="preserve">DR_NOT_OFFERED</w:t>
-      </w:r>
-      <w:r>
-        <w:t xml:space="preserve"> </w:t>
-      </w:r>
-      <w:r>
-        <w:t xml:space="preserve">carve-out (DR-014, DEC-001) are</w:t>
+        <w:t xml:space="preserve">(DR-018) and the reference topology are</w:t>
       </w:r>
       <w:r>
         <w:t xml:space="preserve"> </w:t>
@@ -227,7 +212,7 @@
         <w:t xml:space="preserve"> </w:t>
       </w:r>
       <w:r>
-        <w:t xml:space="preserve">by Baseline v2.4. v2.4 folds in only the</w:t>
+        <w:t xml:space="preserve">by the</w:t>
       </w:r>
       <w:r>
         <w:t xml:space="preserve"> </w:t>
@@ -243,7 +228,7 @@
         <w:t xml:space="preserve"> </w:t>
       </w:r>
       <w:r>
-        <w:t xml:space="preserve">gaps (seed matrix CAP-022, per-AZ CRG structure CAP-023, reactive discovery CAP-024, Availability-Set ineligibility CAP-020/021, even zone distribution PLC-011, naming OPS-006/C-12), none of which alter this reference model. Where DR sizing is applied</w:t>
+        <w:t xml:space="preserve">gaps folded into Baseline v2.4 (seed matrix CAP-022, per-AZ CRG structure CAP-023, reactive discovery CAP-024, Availability-Set ineligibility CAP-020/021, even zone distribution PLC-011, naming OPS-006/C-12). Where DR sizing is applied</w:t>
       </w:r>
       <w:r>
         <w:t xml:space="preserve"> </w:t>
@@ -273,6 +258,176 @@
       </w:r>
       <w:r>
         <w:t xml:space="preserve">for that cross-reference.</w:t>
+      </w:r>
+    </w:p>
+    <w:p>
+      <w:pPr>
+        <w:pStyle w:val="BlockText"/>
+      </w:pPr>
+      <w:r>
+        <w:rPr>
+          <w:bCs/>
+          <w:b/>
+        </w:rPr>
+        <w:t xml:space="preserve">v2.4 (amended) note — Middle East DR now offered (cross-geo to Europe).</w:t>
+      </w:r>
+      <w:r>
+        <w:t xml:space="preserve"> </w:t>
+      </w:r>
+      <w:r>
+        <w:t xml:space="preserve">As of the 11 Sep 2026 amendment to baseline v2.4, the Middle East</w:t>
+      </w:r>
+      <w:r>
+        <w:t xml:space="preserve"> </w:t>
+      </w:r>
+      <w:r>
+        <w:rPr>
+          <w:rStyle w:val="VerbatimChar"/>
+        </w:rPr>
+        <w:t xml:space="preserve">DR_NOT_OFFERED</w:t>
+      </w:r>
+      <w:r>
+        <w:t xml:space="preserve"> </w:t>
+      </w:r>
+      <w:r>
+        <w:t xml:space="preserve">carve-out (former DR-014/DEC-001) is</w:t>
+      </w:r>
+      <w:r>
+        <w:t xml:space="preserve"> </w:t>
+      </w:r>
+      <w:r>
+        <w:rPr>
+          <w:bCs/>
+          <w:b/>
+        </w:rPr>
+        <w:t xml:space="preserve">superseded</w:t>
+      </w:r>
+      <w:r>
+        <w:t xml:space="preserve">. Middle East DR</w:t>
+      </w:r>
+      <w:r>
+        <w:t xml:space="preserve"> </w:t>
+      </w:r>
+      <w:r>
+        <w:rPr>
+          <w:bCs/>
+          <w:b/>
+        </w:rPr>
+        <w:t xml:space="preserve">is now offered</w:t>
+      </w:r>
+      <w:r>
+        <w:t xml:space="preserve"> </w:t>
+      </w:r>
+      <w:r>
+        <w:t xml:space="preserve">as a</w:t>
+      </w:r>
+      <w:r>
+        <w:t xml:space="preserve"> </w:t>
+      </w:r>
+      <w:r>
+        <w:rPr>
+          <w:bCs/>
+          <w:b/>
+        </w:rPr>
+        <w:t xml:space="preserve">cross-geo DR</w:t>
+      </w:r>
+      <w:r>
+        <w:t xml:space="preserve"> </w:t>
+      </w:r>
+      <w:r>
+        <w:t xml:space="preserve">model (DR-020, PLC-010b):</w:t>
+      </w:r>
+      <w:r>
+        <w:t xml:space="preserve"> </w:t>
+      </w:r>
+      <w:r>
+        <w:rPr>
+          <w:bCs/>
+          <w:b/>
+        </w:rPr>
+        <w:t xml:space="preserve">Prod and CVAL co-locate in a selected Middle East Standard region</w:t>
+      </w:r>
+      <w:r>
+        <w:t xml:space="preserve"> </w:t>
+      </w:r>
+      <w:r>
+        <w:t xml:space="preserve">and</w:t>
+      </w:r>
+      <w:r>
+        <w:t xml:space="preserve"> </w:t>
+      </w:r>
+      <w:r>
+        <w:rPr>
+          <w:bCs/>
+          <w:b/>
+        </w:rPr>
+        <w:t xml:space="preserve">DR is placed cross-geo in a weighted-selected Europe Standard region</w:t>
+      </w:r>
+      <w:r>
+        <w:t xml:space="preserve">. Middle East regions are</w:t>
+      </w:r>
+      <w:r>
+        <w:t xml:space="preserve"> </w:t>
+      </w:r>
+      <w:r>
+        <w:rPr>
+          <w:bCs/>
+          <w:b/>
+        </w:rPr>
+        <w:t xml:space="preserve">sources</w:t>
+      </w:r>
+      <w:r>
+        <w:t xml:space="preserve"> </w:t>
+      </w:r>
+      <w:r>
+        <w:t xml:space="preserve">in this reference model (they emit</w:t>
+      </w:r>
+      <w:r>
+        <w:t xml:space="preserve"> </w:t>
+      </w:r>
+      <w:r>
+        <w:rPr>
+          <w:rStyle w:val="VerbatimChar"/>
+        </w:rPr>
+        <w:t xml:space="preserve">source → Europe destination</w:t>
+      </w:r>
+      <w:r>
+        <w:t xml:space="preserve"> </w:t>
+      </w:r>
+      <w:r>
+        <w:t xml:space="preserve">index rows); the DR standby is sized and earmarked in the Europe destination using dedicated reserved capacity. The CVAL-sacrifice bootstrap (DR-005/006) does</w:t>
+      </w:r>
+      <w:r>
+        <w:t xml:space="preserve"> </w:t>
+      </w:r>
+      <w:r>
+        <w:rPr>
+          <w:bCs/>
+          <w:b/>
+        </w:rPr>
+        <w:t xml:space="preserve">not</w:t>
+      </w:r>
+      <w:r>
+        <w:t xml:space="preserve"> </w:t>
+      </w:r>
+      <w:r>
+        <w:t xml:space="preserve">apply to the Middle East (CVAL co-locates with Prod locally, not with DR). Europe Standard regions become cross-geo DR destinations that absorb Middle East DR load in addition to their own two-region co-located role. The affected sections below carry inline</w:t>
+      </w:r>
+      <w:r>
+        <w:t xml:space="preserve"> </w:t>
+      </w:r>
+      <w:r>
+        <w:rPr>
+          <w:bCs/>
+          <w:b/>
+        </w:rPr>
+        <w:t xml:space="preserve">[Amended v2.4]</w:t>
+      </w:r>
+      <w:r>
+        <w:t xml:space="preserve"> </w:t>
+      </w:r>
+      <w:r>
+        <w:t xml:space="preserve">markers.</w:t>
       </w:r>
     </w:p>
     <w:p>
@@ -354,7 +509,43 @@
         <w:t xml:space="preserve"> </w:t>
       </w:r>
       <w:r>
-        <w:t xml:space="preserve">DR-006, DR-007, DR-009, DR-013, DR-016, DR-017, DR-018, DR-019, PLC-003..PLC-005, PLC-010, DAT-002, DAT-003, OBS-001..OBS-004</w:t>
+        <w:t xml:space="preserve">DR-006, DR-007, DR-009, DR-013, DR-016, DR-017, DR-018, DR-019,</w:t>
+      </w:r>
+      <w:r>
+        <w:t xml:space="preserve"> </w:t>
+      </w:r>
+      <w:r>
+        <w:rPr>
+          <w:bCs/>
+          <w:b/>
+        </w:rPr>
+        <w:t xml:space="preserve">DR-020</w:t>
+      </w:r>
+      <w:r>
+        <w:t xml:space="preserve">, PLC-003..PLC-005, PLC-010,</w:t>
+      </w:r>
+      <w:r>
+        <w:t xml:space="preserve"> </w:t>
+      </w:r>
+      <w:r>
+        <w:rPr>
+          <w:bCs/>
+          <w:b/>
+        </w:rPr>
+        <w:t xml:space="preserve">PLC-010b</w:t>
+      </w:r>
+      <w:r>
+        <w:t xml:space="preserve">, DAT-002, DAT-003, OBS-001..OBS-004,</w:t>
+      </w:r>
+      <w:r>
+        <w:t xml:space="preserve"> </w:t>
+      </w:r>
+      <w:r>
+        <w:rPr>
+          <w:bCs/>
+          <w:b/>
+        </w:rPr>
+        <w:t xml:space="preserve">A-ME1</w:t>
       </w:r>
       <w:r>
         <w:br/>
@@ -370,7 +561,20 @@
         <w:t xml:space="preserve"> </w:t>
       </w:r>
       <w:r>
-        <w:t xml:space="preserve">POC-006 (DR topology), POC-007 (bootstrap sizing), POC-011 (max-not-sum overcommit safety), DEC-001 (Middle East DR), DEC-002 (failback duration)</w:t>
+        <w:t xml:space="preserve">POC-006 (DR topology), POC-007 (bootstrap sizing), POC-011 (max-not-sum overcommit safety), DEC-001 (Middle East DR —</w:t>
+      </w:r>
+      <w:r>
+        <w:t xml:space="preserve"> </w:t>
+      </w:r>
+      <w:r>
+        <w:rPr>
+          <w:bCs/>
+          <w:b/>
+        </w:rPr>
+        <w:t xml:space="preserve">RESOLVED v2.4 amended: cross-geo DR to Europe</w:t>
+      </w:r>
+      <w:r>
+        <w:t xml:space="preserve">), DEC-002 (failback duration)</w:t>
       </w:r>
       <w:r>
         <w:br/>
@@ -403,7 +607,7 @@
         <w:pStyle w:val="FirstParagraph"/>
       </w:pPr>
       <w:r>
-        <w:t xml:space="preserve">Requirements Baseline v2.2 replaces the fixed-ratio, per-customer DR clone with a</w:t>
+        <w:t xml:space="preserve">The requirements baseline (introduced at v2.2, current v2.4) replaces the fixed-ratio, per-customer DR clone with a</w:t>
       </w:r>
       <w:r>
         <w:t xml:space="preserve"> </w:t>
@@ -938,7 +1142,7 @@
           <w:bCs/>
           <w:b/>
         </w:rPr>
-        <w:t xml:space="preserve">geographies are excluded from the reciprocal model (DR-014, DEC-001).</w:t>
+        <w:t xml:space="preserve">geographies are excluded from the reciprocal model (DR-014).</w:t>
       </w:r>
       <w:r>
         <w:t xml:space="preserve"> </w:t>
@@ -1034,17 +1238,17 @@
         <w:t xml:space="preserve"> </w:t>
       </w:r>
       <w:r>
-        <w:t xml:space="preserve">sized, earmarked, or activated as a source or destination. The</w:t>
-      </w:r>
-      <w:r>
-        <w:t xml:space="preserve"> </w:t>
-      </w:r>
-      <w:r>
-        <w:rPr>
-          <w:bCs/>
-          <w:b/>
-        </w:rPr>
-        <w:t xml:space="preserve">current legal position for the Middle East is</w:t>
+        <w:t xml:space="preserve">sized, earmarked, or activated as a source or destination.</w:t>
+      </w:r>
+      <w:r>
+        <w:t xml:space="preserve"> </w:t>
+      </w:r>
+      <w:r>
+        <w:rPr>
+          <w:bCs/>
+          <w:b/>
+        </w:rPr>
+        <w:t xml:space="preserve">[Amended v2.4] The Middle East is no longer</w:t>
       </w:r>
       <w:r>
         <w:rPr>
@@ -1065,7 +1269,7 @@
         <w:t xml:space="preserve"> </w:t>
       </w:r>
       <w:r>
-        <w:t xml:space="preserve">(see the carve-out below).</w:t>
+        <w:t xml:space="preserve">— it now participates via the cross-geo DR model (DR-020, see the Middle East section below). The flag remains available for any future geography/country Legal declares no-DR.</w:t>
       </w:r>
       <w:r>
         <w:t xml:space="preserve"> </w:t>
@@ -1077,14 +1281,162 @@
         <w:t xml:space="preserve">[Decided]</w:t>
       </w:r>
     </w:p>
+    <w:p>
+      <w:pPr>
+        <w:numPr>
+          <w:ilvl w:val="0"/>
+          <w:numId w:val="1001"/>
+        </w:numPr>
+      </w:pPr>
+      <w:r>
+        <w:rPr>
+          <w:bCs/>
+          <w:b/>
+        </w:rPr>
+        <w:t xml:space="preserve">Cross-geo DR participation (Middle East → Europe) [Amended v2.4] (DR-020, PLC-010b).</w:t>
+      </w:r>
+      <w:r>
+        <w:t xml:space="preserve"> </w:t>
+      </w:r>
+      <w:r>
+        <w:t xml:space="preserve">A cross-geo DR geography participates as a</w:t>
+      </w:r>
+      <w:r>
+        <w:t xml:space="preserve"> </w:t>
+      </w:r>
+      <w:r>
+        <w:rPr>
+          <w:bCs/>
+          <w:b/>
+        </w:rPr>
+        <w:t xml:space="preserve">source only within its own regions</w:t>
+      </w:r>
+      <w:r>
+        <w:t xml:space="preserve"> </w:t>
+      </w:r>
+      <w:r>
+        <w:t xml:space="preserve">and as a</w:t>
+      </w:r>
+      <w:r>
+        <w:t xml:space="preserve"> </w:t>
+      </w:r>
+      <w:r>
+        <w:rPr>
+          <w:bCs/>
+          <w:b/>
+        </w:rPr>
+        <w:t xml:space="preserve">destination in the paired geography</w:t>
+      </w:r>
+      <w:r>
+        <w:t xml:space="preserve">. For the Middle East: Middle East Standard regions (e.g., Saudi Arabia Central, UAE North) are</w:t>
+      </w:r>
+      <w:r>
+        <w:t xml:space="preserve"> </w:t>
+      </w:r>
+      <w:r>
+        <w:rPr>
+          <w:bCs/>
+          <w:b/>
+        </w:rPr>
+        <w:t xml:space="preserve">DR sources</w:t>
+      </w:r>
+      <w:r>
+        <w:t xml:space="preserve"> </w:t>
+      </w:r>
+      <w:r>
+        <w:t xml:space="preserve">whose mapped</w:t>
+      </w:r>
+      <w:r>
+        <w:t xml:space="preserve"> </w:t>
+      </w:r>
+      <w:r>
+        <w:rPr>
+          <w:bCs/>
+          <w:b/>
+        </w:rPr>
+        <w:t xml:space="preserve">destinations are weighted-selected Europe Standard regions</w:t>
+      </w:r>
+      <w:r>
+        <w:t xml:space="preserve">. The Europe destination sizes the Middle East DR standby using</w:t>
+      </w:r>
+      <w:r>
+        <w:t xml:space="preserve"> </w:t>
+      </w:r>
+      <w:r>
+        <w:rPr>
+          <w:bCs/>
+          <w:b/>
+        </w:rPr>
+        <w:t xml:space="preserve">max-not-sum</w:t>
+      </w:r>
+      <w:r>
+        <w:t xml:space="preserve"> </w:t>
+      </w:r>
+      <w:r>
+        <w:t xml:space="preserve">across all sources it serves (DR-017) and holds it as</w:t>
+      </w:r>
+      <w:r>
+        <w:t xml:space="preserve"> </w:t>
+      </w:r>
+      <w:r>
+        <w:rPr>
+          <w:bCs/>
+          <w:b/>
+        </w:rPr>
+        <w:t xml:space="preserve">dedicated reserved capacity</w:t>
+      </w:r>
+      <w:r>
+        <w:t xml:space="preserve">; the Middle East CVAL is</w:t>
+      </w:r>
+      <w:r>
+        <w:t xml:space="preserve"> </w:t>
+      </w:r>
+      <w:r>
+        <w:rPr>
+          <w:bCs/>
+          <w:b/>
+        </w:rPr>
+        <w:t xml:space="preserve">not</w:t>
+      </w:r>
+      <w:r>
+        <w:t xml:space="preserve"> </w:t>
+      </w:r>
+      <w:r>
+        <w:t xml:space="preserve">sacrificed for bootstrap (DR-005/006 do not apply). The</w:t>
+      </w:r>
+      <w:r>
+        <w:t xml:space="preserve"> </w:t>
+      </w:r>
+      <w:r>
+        <w:rPr>
+          <w:rStyle w:val="VerbatimChar"/>
+        </w:rPr>
+        <w:t xml:space="preserve">source → destination</w:t>
+      </w:r>
+      <w:r>
+        <w:t xml:space="preserve"> </w:t>
+      </w:r>
+      <w:r>
+        <w:t xml:space="preserve">rows are cross-geo and subject to sovereignty/zone-alignment constraints (HC-10) and the data-residency assumption A-ME1.</w:t>
+      </w:r>
+      <w:r>
+        <w:t xml:space="preserve"> </w:t>
+      </w:r>
+      <w:r>
+        <w:rPr>
+          <w:rStyle w:val="VerbatimChar"/>
+        </w:rPr>
+        <w:t xml:space="preserve">[Decided]</w:t>
+      </w:r>
+    </w:p>
     <w:bookmarkEnd w:id="21"/>
-    <w:bookmarkStart w:id="22" w:name="Xb03e772cdb607227afbd06c4ab23a2ff0dba6dd"/>
+    <w:bookmarkStart w:id="22" w:name="Xfce37431b7d80dc1f57f504ddd4eb3a7c65739c"/>
     <w:p>
       <w:pPr>
         <w:pStyle w:val="Heading2"/>
       </w:pPr>
       <w:r>
-        <w:t xml:space="preserve">Middle East DR Carve-Out (DR-014, DEC-001) — currently</w:t>
+        <w:t xml:space="preserve">Middle East Cross-Geo DR Model [Amended v2.4] (DR-020, PLC-010b — supersedes DR-014/DEC-001</w:t>
       </w:r>
       <w:r>
         <w:t xml:space="preserve"> </w:t>
@@ -1095,6 +1447,9 @@
         </w:rPr>
         <w:t xml:space="preserve">DR_NOT_OFFERED</w:t>
       </w:r>
+      <w:r>
+        <w:t xml:space="preserve">)</w:t>
+      </w:r>
     </w:p>
     <w:p>
       <w:pPr>
@@ -1105,85 +1460,135 @@
           <w:bCs/>
           <w:b/>
         </w:rPr>
-        <w:t xml:space="preserve">As it stands, DR is NOT offered in the Middle East.</w:t>
-      </w:r>
-      <w:r>
-        <w:t xml:space="preserve"> </w:t>
-      </w:r>
-      <w:r>
-        <w:t xml:space="preserve">Baseline v2.2 records that Legal has taken ownership of the Middle East programme and that, because a large share of Middle East customers are government/medical-associated,</w:t>
-      </w:r>
-      <w:r>
-        <w:t xml:space="preserve"> </w:t>
-      </w:r>
-      <w:r>
-        <w:rPr>
-          <w:bCs/>
-          <w:b/>
-        </w:rPr>
-        <w:t xml:space="preserve">data-sovereignty / data-residency laws mean cross-border DR cannot meet residency requirements</w:t>
-      </w:r>
-      <w:r>
-        <w:t xml:space="preserve"> </w:t>
-      </w:r>
-      <w:r>
-        <w:t xml:space="preserve">(baseline Section 2 Strategic Drivers, Section 5.2 Out of Scope</w:t>
-      </w:r>
-      <w:r>
-        <w:t xml:space="preserve"> </w:t>
-      </w:r>
-      <w:r>
-        <w:t xml:space="preserve">“</w:t>
-      </w:r>
-      <w:r>
-        <w:t xml:space="preserve">Final Middle East DR offering (pending legal/business direction)</w:t>
-      </w:r>
-      <w:r>
-        <w:t xml:space="preserve">”</w:t>
-      </w:r>
-      <w:r>
-        <w:t xml:space="preserve">, Section 6</w:t>
-      </w:r>
-      <w:r>
-        <w:t xml:space="preserve"> </w:t>
-      </w:r>
-      <w:r>
-        <w:t xml:space="preserve">“</w:t>
-      </w:r>
-      <w:r>
-        <w:t xml:space="preserve">Middle East is legal-owned with no DR</w:t>
-      </w:r>
-      <w:r>
-        <w:t xml:space="preserve">”</w:t>
-      </w:r>
-      <w:r>
-        <w:t xml:space="preserve">, and</w:t>
-      </w:r>
-      <w:r>
-        <w:t xml:space="preserve"> </w:t>
-      </w:r>
-      <w:r>
-        <w:rPr>
-          <w:bCs/>
-          <w:b/>
-        </w:rPr>
-        <w:t xml:space="preserve">DR-014</w:t>
-      </w:r>
-      <w:r>
-        <w:t xml:space="preserve">). This is an open</w:t>
-      </w:r>
-      <w:r>
-        <w:t xml:space="preserve"> </w:t>
-      </w:r>
-      <w:r>
-        <w:rPr>
-          <w:bCs/>
-          <w:b/>
-        </w:rPr>
-        <w:t xml:space="preserve">legal/business decision, DEC-001</w:t>
-      </w:r>
-      <w:r>
-        <w:t xml:space="preserve">, and one of the programme’s remaining major architectural risks (baseline Section 25).</w:t>
+        <w:t xml:space="preserve">DR is now offered in the Middle East as a cross-geo DR model.</w:t>
+      </w:r>
+      <w:r>
+        <w:t xml:space="preserve"> </w:t>
+      </w:r>
+      <w:r>
+        <w:t xml:space="preserve">Per the 11 Sep 2026 amendment to baseline v2.4, the former</w:t>
+      </w:r>
+      <w:r>
+        <w:t xml:space="preserve"> </w:t>
+      </w:r>
+      <w:r>
+        <w:rPr>
+          <w:rStyle w:val="VerbatimChar"/>
+        </w:rPr>
+        <w:t xml:space="preserve">DR_NOT_OFFERED</w:t>
+      </w:r>
+      <w:r>
+        <w:t xml:space="preserve"> </w:t>
+      </w:r>
+      <w:r>
+        <w:t xml:space="preserve">position (DR-014/DEC-001) is</w:t>
+      </w:r>
+      <w:r>
+        <w:t xml:space="preserve"> </w:t>
+      </w:r>
+      <w:r>
+        <w:rPr>
+          <w:bCs/>
+          <w:b/>
+        </w:rPr>
+        <w:t xml:space="preserve">superseded</w:t>
+      </w:r>
+      <w:r>
+        <w:t xml:space="preserve">.</w:t>
+      </w:r>
+      <w:r>
+        <w:t xml:space="preserve"> </w:t>
+      </w:r>
+      <w:r>
+        <w:rPr>
+          <w:bCs/>
+          <w:b/>
+        </w:rPr>
+        <w:t xml:space="preserve">Prod and CVAL co-locate in a selected Middle East Standard region</w:t>
+      </w:r>
+      <w:r>
+        <w:t xml:space="preserve"> </w:t>
+      </w:r>
+      <w:r>
+        <w:t xml:space="preserve">(separate CRGs — co-location in a region is not capacity sharing, ENV-003) and</w:t>
+      </w:r>
+      <w:r>
+        <w:t xml:space="preserve"> </w:t>
+      </w:r>
+      <w:r>
+        <w:rPr>
+          <w:bCs/>
+          <w:b/>
+        </w:rPr>
+        <w:t xml:space="preserve">DR is placed cross-geo in a weighted-selected Europe Standard region</w:t>
+      </w:r>
+      <w:r>
+        <w:t xml:space="preserve">. Both the Middle East (Prod+CVAL) source selection and the Europe (DR) destination selection run the</w:t>
+      </w:r>
+      <w:r>
+        <w:t xml:space="preserve"> </w:t>
+      </w:r>
+      <w:r>
+        <w:rPr>
+          <w:bCs/>
+          <w:b/>
+        </w:rPr>
+        <w:t xml:space="preserve">weighted capacity placement model</w:t>
+      </w:r>
+      <w:r>
+        <w:t xml:space="preserve"> </w:t>
+      </w:r>
+      <w:r>
+        <w:t xml:space="preserve">(baseline Section 6, REG-002/REG-003). Data residency of the DR copy is governed by assumption</w:t>
+      </w:r>
+      <w:r>
+        <w:t xml:space="preserve"> </w:t>
+      </w:r>
+      <w:r>
+        <w:rPr>
+          <w:bCs/>
+          <w:b/>
+        </w:rPr>
+        <w:t xml:space="preserve">A-ME1</w:t>
+      </w:r>
+      <w:r>
+        <w:t xml:space="preserve"> </w:t>
+      </w:r>
+      <w:r>
+        <w:t xml:space="preserve">(Europe as the approved cross-geo destination); per-country legal carve-outs remain possible but are out of scope of the automated engine (baseline Section 5).</w:t>
+      </w:r>
+    </w:p>
+    <w:p>
+      <w:pPr>
+        <w:pStyle w:val="BlockText"/>
+      </w:pPr>
+      <w:r>
+        <w:rPr>
+          <w:bCs/>
+          <w:b/>
+        </w:rPr>
+        <w:t xml:space="preserve">Historical note.</w:t>
+      </w:r>
+      <w:r>
+        <w:t xml:space="preserve"> </w:t>
+      </w:r>
+      <w:r>
+        <w:t xml:space="preserve">Prior to v2.4 (amended), the Middle East was</w:t>
+      </w:r>
+      <w:r>
+        <w:t xml:space="preserve"> </w:t>
+      </w:r>
+      <w:r>
+        <w:rPr>
+          <w:rStyle w:val="VerbatimChar"/>
+        </w:rPr>
+        <w:t xml:space="preserve">DR_NOT_OFFERED</w:t>
+      </w:r>
+      <w:r>
+        <w:t xml:space="preserve"> </w:t>
+      </w:r>
+      <w:r>
+        <w:t xml:space="preserve">(DR-014/DEC-001): Legal owned the programme and cross-border DR was held to be incompatible with data-residency laws for a largely government/medical customer base. That position has been reversed — Europe is now an approved cross-geo DR destination for the Middle East.</w:t>
       </w:r>
     </w:p>
     <w:p>
@@ -1206,51 +1611,23 @@
           <w:bCs/>
           <w:b/>
         </w:rPr>
-        <w:t xml:space="preserve">No reciprocal DR topology in the Middle East.</w:t>
-      </w:r>
-      <w:r>
-        <w:t xml:space="preserve"> </w:t>
-      </w:r>
-      <w:r>
-        <w:t xml:space="preserve">The many-to-many Prod/CVAL/DR reciprocal roles (Decision 2) and max-not-sum sizing (Decision 5)</w:t>
-      </w:r>
-      <w:r>
-        <w:t xml:space="preserve"> </w:t>
-      </w:r>
-      <w:r>
-        <w:rPr>
-          <w:bCs/>
-          <w:b/>
-        </w:rPr>
-        <w:t xml:space="preserve">do not apply</w:t>
-      </w:r>
-      <w:r>
-        <w:t xml:space="preserve"> </w:t>
-      </w:r>
-      <w:r>
-        <w:t xml:space="preserve">to Middle East regions (Saudi Arabia Central, UAE North) while</w:t>
-      </w:r>
-      <w:r>
-        <w:t xml:space="preserve"> </w:t>
-      </w:r>
-      <w:r>
-        <w:rPr>
-          <w:rStyle w:val="VerbatimChar"/>
-        </w:rPr>
-        <w:t xml:space="preserve">DR_NOT_OFFERED = true</w:t>
-      </w:r>
-      <w:r>
-        <w:t xml:space="preserve">. Middle East regions carry Prod (and may carry CVAL) but hold</w:t>
-      </w:r>
-      <w:r>
-        <w:t xml:space="preserve"> </w:t>
-      </w:r>
-      <w:r>
-        <w:rPr>
-          <w:bCs/>
-          <w:b/>
-        </w:rPr>
-        <w:t xml:space="preserve">no DR standby</w:t>
+        <w:t xml:space="preserve">Middle East regions are DR sources, Europe regions are their destinations.</w:t>
+      </w:r>
+      <w:r>
+        <w:t xml:space="preserve"> </w:t>
+      </w:r>
+      <w:r>
+        <w:t xml:space="preserve">Middle East Standard regions (Saudi Arabia Central, UAE North) carry</w:t>
+      </w:r>
+      <w:r>
+        <w:t xml:space="preserve"> </w:t>
+      </w:r>
+      <w:r>
+        <w:rPr>
+          <w:bCs/>
+          <w:b/>
+        </w:rPr>
+        <w:t xml:space="preserve">Prod + CVAL co-located</w:t>
       </w:r>
       <w:r>
         <w:t xml:space="preserve"> </w:t>
@@ -1266,13 +1643,39 @@
           <w:bCs/>
           <w:b/>
         </w:rPr>
-        <w:t xml:space="preserve">not</w:t>
-      </w:r>
-      <w:r>
-        <w:t xml:space="preserve"> </w:t>
-      </w:r>
-      <w:r>
-        <w:t xml:space="preserve">DR destinations for any source.</w:t>
+        <w:t xml:space="preserve">DR sources</w:t>
+      </w:r>
+      <w:r>
+        <w:t xml:space="preserve">. Their mapped</w:t>
+      </w:r>
+      <w:r>
+        <w:t xml:space="preserve"> </w:t>
+      </w:r>
+      <w:r>
+        <w:rPr>
+          <w:bCs/>
+          <w:b/>
+        </w:rPr>
+        <w:t xml:space="preserve">destinations are weighted-selected Europe Standard regions</w:t>
+      </w:r>
+      <w:r>
+        <w:t xml:space="preserve"> </w:t>
+      </w:r>
+      <w:r>
+        <w:t xml:space="preserve">(not a single fixed region). The many-to-many reciprocal roles (Decision 2) apply</w:t>
+      </w:r>
+      <w:r>
+        <w:t xml:space="preserve"> </w:t>
+      </w:r>
+      <w:r>
+        <w:rPr>
+          <w:bCs/>
+          <w:b/>
+        </w:rPr>
+        <w:t xml:space="preserve">across the geography pair</w:t>
+      </w:r>
+      <w:r>
+        <w:t xml:space="preserve">: a Middle East source maps to a Europe destination; the Europe region continues to serve its own two-region co-located role in addition.</w:t>
       </w:r>
       <w:r>
         <w:t xml:space="preserve"> </w:t>
@@ -1296,7 +1699,7 @@
           <w:bCs/>
           <w:b/>
         </w:rPr>
-        <w:t xml:space="preserve">No index entries, no earmark, no activation.</w:t>
+        <w:t xml:space="preserve">Index entries, earmark and activation at the Europe destination.</w:t>
       </w:r>
       <w:r>
         <w:t xml:space="preserve"> </w:t>
@@ -1311,23 +1714,13 @@
         <w:rPr>
           <w:rStyle w:val="VerbatimChar"/>
         </w:rPr>
-        <w:t xml:space="preserve">dr_region = NOT_OFFERED</w:t>
-      </w:r>
-      <w:r>
-        <w:t xml:space="preserve"> </w:t>
-      </w:r>
-      <w:r>
-        <w:t xml:space="preserve">seeds (ADR-001), so they add</w:t>
-      </w:r>
-      <w:r>
-        <w:t xml:space="preserve"> </w:t>
-      </w:r>
-      <w:r>
-        <w:rPr>
-          <w:bCs/>
-          <w:b/>
-        </w:rPr>
-        <w:t xml:space="preserve">no</w:t>
+        <w:t xml:space="preserve">dr_region = &lt;Europe region&gt;</w:t>
+      </w:r>
+      <w:r>
+        <w:t xml:space="preserve"> </w:t>
+      </w:r>
+      <w:r>
+        <w:t xml:space="preserve">seeds (ADR-001), adding cross-geo</w:t>
       </w:r>
       <w:r>
         <w:t xml:space="preserve"> </w:t>
@@ -1342,61 +1735,74 @@
         <w:t xml:space="preserve"> </w:t>
       </w:r>
       <w:r>
-        <w:t xml:space="preserve">rows, consume</w:t>
-      </w:r>
-      <w:r>
-        <w:t xml:space="preserve"> </w:t>
-      </w:r>
-      <w:r>
-        <w:rPr>
-          <w:bCs/>
-          <w:b/>
-        </w:rPr>
-        <w:t xml:space="preserve">no</w:t>
-      </w:r>
-      <w:r>
-        <w:t xml:space="preserve"> </w:t>
-      </w:r>
-      <w:r>
-        <w:rPr>
-          <w:rStyle w:val="VerbatimChar"/>
+        <w:t xml:space="preserve">rows to the</w:t>
+      </w:r>
+      <w:r>
+        <w:t xml:space="preserve"> </w:t>
+      </w:r>
+      <w:r>
+        <w:rPr>
+          <w:rStyle w:val="VerbatimChar"/>
+        </w:rPr>
+        <w:t xml:space="preserve">SourceDestinationDRIndex</w:t>
+      </w:r>
+      <w:r>
+        <w:t xml:space="preserve">. The DR standby is</w:t>
+      </w:r>
+      <w:r>
+        <w:t xml:space="preserve"> </w:t>
+      </w:r>
+      <w:r>
+        <w:rPr>
+          <w:bCs/>
+          <w:b/>
+        </w:rPr>
+        <w:t xml:space="preserve">sized with max-not-sum (DR-017) and earmarked as</w:t>
+      </w:r>
+      <w:r>
+        <w:rPr>
+          <w:bCs/>
+          <w:b/>
+        </w:rPr>
+        <w:t xml:space="preserve"> </w:t>
+      </w:r>
+      <w:r>
+        <w:rPr>
+          <w:rStyle w:val="VerbatimChar"/>
+          <w:bCs/>
+          <w:b/>
         </w:rPr>
         <w:t xml:space="preserve">DR_Earmark_vCPU</w:t>
       </w:r>
       <w:r>
-        <w:t xml:space="preserve">, and are</w:t>
-      </w:r>
-      <w:r>
-        <w:t xml:space="preserve"> </w:t>
-      </w:r>
-      <w:r>
-        <w:rPr>
-          <w:bCs/>
-          <w:b/>
-        </w:rPr>
-        <w:t xml:space="preserve">never</w:t>
-      </w:r>
-      <w:r>
-        <w:t xml:space="preserve"> </w:t>
-      </w:r>
-      <w:r>
-        <w:t xml:space="preserve">included in a standby activation set. Middle East</w:t>
-      </w:r>
-      <w:r>
-        <w:t xml:space="preserve"> </w:t>
-      </w:r>
-      <w:r>
-        <w:rPr>
-          <w:bCs/>
-          <w:b/>
-        </w:rPr>
-        <w:t xml:space="preserve">production may still exist</w:t>
-      </w:r>
-      <w:r>
-        <w:t xml:space="preserve"> </w:t>
-      </w:r>
-      <w:r>
-        <w:t xml:space="preserve">without any DR obligation (DR-014).</w:t>
+        <w:rPr>
+          <w:bCs/>
+          <w:b/>
+        </w:rPr>
+        <w:t xml:space="preserve"> </w:t>
+      </w:r>
+      <w:r>
+        <w:rPr>
+          <w:bCs/>
+          <w:b/>
+        </w:rPr>
+        <w:t xml:space="preserve">in the Europe destination</w:t>
+      </w:r>
+      <w:r>
+        <w:t xml:space="preserve">, held as</w:t>
+      </w:r>
+      <w:r>
+        <w:t xml:space="preserve"> </w:t>
+      </w:r>
+      <w:r>
+        <w:rPr>
+          <w:bCs/>
+          <w:b/>
+        </w:rPr>
+        <w:t xml:space="preserve">dedicated reserved capacity</w:t>
+      </w:r>
+      <w:r>
+        <w:t xml:space="preserve">. A declared Middle East source-region failure activates only that source’s mapped Europe standby set, wave-ordered (Decision 8).</w:t>
       </w:r>
       <w:r>
         <w:t xml:space="preserve"> </w:t>
@@ -1420,104 +1826,29 @@
           <w:bCs/>
           <w:b/>
         </w:rPr>
-        <w:t xml:space="preserve">Switzerland North is a pre-configured, conditional extension only.</w:t>
-      </w:r>
-      <w:r>
-        <w:t xml:space="preserve"> </w:t>
-      </w:r>
-      <w:r>
-        <w:t xml:space="preserve">Switzerland North is held in</w:t>
-      </w:r>
-      <w:r>
-        <w:t xml:space="preserve"> </w:t>
-      </w:r>
-      <w:r>
-        <w:rPr>
-          <w:rStyle w:val="VerbatimChar"/>
-        </w:rPr>
-        <w:t xml:space="preserve">PlacementPolicy</w:t>
-      </w:r>
-      <w:r>
-        <w:t xml:space="preserve"> </w:t>
-      </w:r>
-      <w:r>
-        <w:t xml:space="preserve">as the Middle East’s cross-geo DR extension so DR</w:t>
-      </w:r>
-      <w:r>
-        <w:t xml:space="preserve"> </w:t>
-      </w:r>
-      <w:r>
-        <w:rPr>
-          <w:iCs/>
-          <w:i/>
-        </w:rPr>
-        <w:t xml:space="preserve">can</w:t>
-      </w:r>
-      <w:r>
-        <w:t xml:space="preserve"> </w:t>
-      </w:r>
-      <w:r>
-        <w:t xml:space="preserve">be enabled quickly</w:t>
-      </w:r>
-      <w:r>
-        <w:t xml:space="preserve"> </w:t>
-      </w:r>
-      <w:r>
-        <w:rPr>
-          <w:bCs/>
-          <w:b/>
-        </w:rPr>
-        <w:t xml:space="preserve">if and only if</w:t>
-      </w:r>
-      <w:r>
-        <w:t xml:space="preserve"> </w:t>
-      </w:r>
-      <w:r>
-        <w:t xml:space="preserve">Legal records a DEC-001 approval that clears</w:t>
-      </w:r>
-      <w:r>
-        <w:t xml:space="preserve"> </w:t>
-      </w:r>
-      <w:r>
-        <w:rPr>
-          <w:rStyle w:val="VerbatimChar"/>
-        </w:rPr>
-        <w:t xml:space="preserve">DR_NOT_OFFERED</w:t>
-      </w:r>
-      <w:r>
-        <w:t xml:space="preserve">. Until then the path is</w:t>
-      </w:r>
-      <w:r>
-        <w:t xml:space="preserve"> </w:t>
-      </w:r>
-      <w:r>
-        <w:rPr>
-          <w:bCs/>
-          <w:b/>
-        </w:rPr>
-        <w:t xml:space="preserve">inactive</w:t>
-      </w:r>
-      <w:r>
-        <w:t xml:space="preserve"> </w:t>
-      </w:r>
-      <w:r>
-        <w:t xml:space="preserve">and the engine must</w:t>
-      </w:r>
-      <w:r>
-        <w:t xml:space="preserve"> </w:t>
-      </w:r>
-      <w:r>
-        <w:rPr>
-          <w:bCs/>
-          <w:b/>
-        </w:rPr>
-        <w:t xml:space="preserve">not</w:t>
-      </w:r>
-      <w:r>
-        <w:t xml:space="preserve"> </w:t>
-      </w:r>
-      <w:r>
-        <w:t xml:space="preserve">auto-assign it. If DEC-001 later approves ME DR, the Switzerland North destination joins the reciprocal/max-not-sum model under the standard cross-geo constraints (sovereignty/zone alignment, HC-10).</w:t>
+        <w:t xml:space="preserve">No CVAL-sacrifice bootstrap for the Middle East (DR-005/006 do not apply).</w:t>
+      </w:r>
+      <w:r>
+        <w:t xml:space="preserve"> </w:t>
+      </w:r>
+      <w:r>
+        <w:t xml:space="preserve">Because CVAL co-locates with</w:t>
+      </w:r>
+      <w:r>
+        <w:t xml:space="preserve"> </w:t>
+      </w:r>
+      <w:r>
+        <w:rPr>
+          <w:bCs/>
+          <w:b/>
+        </w:rPr>
+        <w:t xml:space="preserve">Prod locally</w:t>
+      </w:r>
+      <w:r>
+        <w:t xml:space="preserve"> </w:t>
+      </w:r>
+      <w:r>
+        <w:t xml:space="preserve">in the Middle East (not with DR), the CVAL-sacrifice DR bootstrap does not apply. The Europe DR standby is provisioned as dedicated reserved capacity from the start; this is the key contrast with the two-region co-located geographies.</w:t>
       </w:r>
       <w:r>
         <w:t xml:space="preserve"> </w:t>
@@ -1541,25 +1872,28 @@
           <w:bCs/>
           <w:b/>
         </w:rPr>
-        <w:t xml:space="preserve">DEC-001 is the single switch.</w:t>
-      </w:r>
-      <w:r>
-        <w:t xml:space="preserve"> </w:t>
-      </w:r>
-      <w:r>
-        <w:t xml:space="preserve">Turning ME DR on is a configuration change to</w:t>
-      </w:r>
-      <w:r>
-        <w:t xml:space="preserve"> </w:t>
-      </w:r>
-      <w:r>
-        <w:rPr>
-          <w:rStyle w:val="VerbatimChar"/>
-        </w:rPr>
-        <w:t xml:space="preserve">dr_not_offered["Middle East"] = false</w:t>
-      </w:r>
-      <w:r>
-        <w:t xml:space="preserve">, gated by a recorded legal approval; no code change is required (FIN-002, C-8). Reversible if the legal position changes.</w:t>
+        <w:t xml:space="preserve">Cross-geo constraints apply.</w:t>
+      </w:r>
+      <w:r>
+        <w:t xml:space="preserve"> </w:t>
+      </w:r>
+      <w:r>
+        <w:t xml:space="preserve">The Middle East → Europe mapping is a cross-geo case and is subject to sovereignty/zone-alignment constraints (HC-10) and the data-residency assumption A-ME1. If Legal changes the approved destination geography or adds per-country carve-outs, the affected Middle East regions revert to</w:t>
+      </w:r>
+      <w:r>
+        <w:t xml:space="preserve"> </w:t>
+      </w:r>
+      <w:r>
+        <w:rPr>
+          <w:rStyle w:val="VerbatimChar"/>
+        </w:rPr>
+        <w:t xml:space="preserve">DR_NOT_OFFERED</w:t>
+      </w:r>
+      <w:r>
+        <w:t xml:space="preserve"> </w:t>
+      </w:r>
+      <w:r>
+        <w:t xml:space="preserve">for those countries (config change, no code change; FIN-002, C-8). Reversible.</w:t>
       </w:r>
       <w:r>
         <w:t xml:space="preserve"> </w:t>
@@ -1606,13 +1940,13 @@
           <w:bCs/>
           <w:b/>
         </w:rPr>
-        <w:t xml:space="preserve">DR-offered geography</w:t>
-      </w:r>
-      <w:r>
-        <w:t xml:space="preserve"> </w:t>
-      </w:r>
-      <w:r>
-        <w:t xml:space="preserve">(e.g., North America or Europe under the current NA+Europe focus). It is</w:t>
+        <w:t xml:space="preserve">three-region DR-offered geography</w:t>
+      </w:r>
+      <w:r>
+        <w:t xml:space="preserve"> </w:t>
+      </w:r>
+      <w:r>
+        <w:t xml:space="preserve">(e.g., North America). It is</w:t>
       </w:r>
       <w:r>
         <w:t xml:space="preserve"> </w:t>
@@ -1628,22 +1962,39 @@
         <w:t xml:space="preserve"> </w:t>
       </w:r>
       <w:r>
-        <w:t xml:space="preserve">the Middle East: per the carve-out above, Middle East regions are excluded from this reciprocal model while</w:t>
-      </w:r>
-      <w:r>
-        <w:t xml:space="preserve"> </w:t>
-      </w:r>
-      <w:r>
-        <w:rPr>
-          <w:rStyle w:val="VerbatimChar"/>
-        </w:rPr>
-        <w:t xml:space="preserve">DR_NOT_OFFERED</w:t>
-      </w:r>
-      <w:r>
-        <w:t xml:space="preserve"> </w:t>
-      </w:r>
-      <w:r>
-        <w:t xml:space="preserve">holds.</w:t>
+        <w:t xml:space="preserve">the Middle East:</w:t>
+      </w:r>
+      <w:r>
+        <w:t xml:space="preserve"> </w:t>
+      </w:r>
+      <w:r>
+        <w:rPr>
+          <w:bCs/>
+          <w:b/>
+        </w:rPr>
+        <w:t xml:space="preserve">[Amended v2.4]</w:t>
+      </w:r>
+      <w:r>
+        <w:t xml:space="preserve"> </w:t>
+      </w:r>
+      <w:r>
+        <w:t xml:space="preserve">the Middle East now uses the</w:t>
+      </w:r>
+      <w:r>
+        <w:t xml:space="preserve"> </w:t>
+      </w:r>
+      <w:r>
+        <w:rPr>
+          <w:bCs/>
+          <w:b/>
+        </w:rPr>
+        <w:t xml:space="preserve">cross-geo DR</w:t>
+      </w:r>
+      <w:r>
+        <w:t xml:space="preserve"> </w:t>
+      </w:r>
+      <w:r>
+        <w:t xml:space="preserve">model (Prod+CVAL in a Middle East region, DR in a weighted-selected Europe region — see the Middle East Cross-Geo DR Model section above), so its topology is a source→destination geography pair rather than an in-geo three-region footprint.</w:t>
       </w:r>
     </w:p>
     <w:p>
@@ -3074,49 +3425,101 @@
         <w:pStyle w:val="Compact"/>
       </w:pPr>
       <w:r>
-        <w:t xml:space="preserve">Cross-geo cases add sovereignty/zone-alignment constraints to the mapping — and where sovereignty forbids DR entirely (the</w:t>
-      </w:r>
-      <w:r>
-        <w:t xml:space="preserve"> </w:t>
-      </w:r>
-      <w:r>
-        <w:rPr>
-          <w:bCs/>
-          <w:b/>
-        </w:rPr>
-        <w:t xml:space="preserve">Middle East, currently</w:t>
-      </w:r>
-      <w:r>
-        <w:rPr>
-          <w:bCs/>
-          <w:b/>
-        </w:rPr>
-        <w:t xml:space="preserve"> </w:t>
-      </w:r>
-      <w:r>
-        <w:rPr>
-          <w:rStyle w:val="VerbatimChar"/>
-          <w:bCs/>
-          <w:b/>
+        <w:t xml:space="preserve">Cross-geo cases add sovereignty/zone-alignment constraints to the mapping.</w:t>
+      </w:r>
+      <w:r>
+        <w:t xml:space="preserve"> </w:t>
+      </w:r>
+      <w:r>
+        <w:rPr>
+          <w:bCs/>
+          <w:b/>
+        </w:rPr>
+        <w:t xml:space="preserve">[Amended v2.4]</w:t>
+      </w:r>
+      <w:r>
+        <w:t xml:space="preserve"> </w:t>
+      </w:r>
+      <w:r>
+        <w:t xml:space="preserve">The</w:t>
+      </w:r>
+      <w:r>
+        <w:t xml:space="preserve"> </w:t>
+      </w:r>
+      <w:r>
+        <w:rPr>
+          <w:bCs/>
+          <w:b/>
+        </w:rPr>
+        <w:t xml:space="preserve">Middle East</w:t>
+      </w:r>
+      <w:r>
+        <w:t xml:space="preserve"> </w:t>
+      </w:r>
+      <w:r>
+        <w:t xml:space="preserve">now participates as a cross-geo DR source whose destinations are weighted-selected</w:t>
+      </w:r>
+      <w:r>
+        <w:t xml:space="preserve"> </w:t>
+      </w:r>
+      <w:r>
+        <w:rPr>
+          <w:bCs/>
+          <w:b/>
+        </w:rPr>
+        <w:t xml:space="preserve">Europe</w:t>
+      </w:r>
+      <w:r>
+        <w:t xml:space="preserve"> </w:t>
+      </w:r>
+      <w:r>
+        <w:t xml:space="preserve">Standard regions (DR-020, PLC-010b; see the Middle East Cross-Geo DR Model above), governed by data-residency assumption A-ME1.</w:t>
+      </w:r>
+      <w:r>
+        <w:t xml:space="preserve"> </w:t>
+      </w:r>
+      <w:r>
+        <w:rPr>
+          <w:rStyle w:val="VerbatimChar"/>
         </w:rPr>
         <w:t xml:space="preserve">DR_NOT_OFFERED</w:t>
       </w:r>
       <w:r>
-        <w:rPr>
-          <w:bCs/>
-          <w:b/>
-        </w:rPr>
-        <w:t xml:space="preserve"> </w:t>
-      </w:r>
-      <w:r>
-        <w:rPr>
-          <w:bCs/>
-          <w:b/>
-        </w:rPr>
-        <w:t xml:space="preserve">pending DEC-001</w:t>
-      </w:r>
-      <w:r>
-        <w:t xml:space="preserve">), the geography is excluded from the model altogether (see the Middle East DR Carve-Out above); the Switzerland North extension is pre-configured but inactive until legal approval.</w:t>
+        <w:t xml:space="preserve"> </w:t>
+      </w:r>
+      <w:r>
+        <w:t xml:space="preserve">remains available for any future geography/country Legal declares no-DR.</w:t>
+      </w:r>
+      <w:r>
+        <w:t xml:space="preserve"> </w:t>
+      </w:r>
+      <w:r>
+        <w:rPr>
+          <w:rStyle w:val="VerbatimChar"/>
+        </w:rPr>
+        <w:t xml:space="preserve">[Derived]</w:t>
+      </w:r>
+    </w:p>
+    <w:p>
+      <w:pPr>
+        <w:numPr>
+          <w:ilvl w:val="0"/>
+          <w:numId w:val="1006"/>
+        </w:numPr>
+        <w:pStyle w:val="Compact"/>
+      </w:pPr>
+      <w:r>
+        <w:rPr>
+          <w:bCs/>
+          <w:b/>
+        </w:rPr>
+        <w:t xml:space="preserve">[Amended v2.4]</w:t>
+      </w:r>
+      <w:r>
+        <w:t xml:space="preserve"> </w:t>
+      </w:r>
+      <w:r>
+        <w:t xml:space="preserve">Europe Standard regions now absorb Middle East DR load in addition to their own two-region co-located DR, increasing the max-not-sum earmark those regions must hold.</w:t>
       </w:r>
       <w:r>
         <w:t xml:space="preserve"> </w:t>
@@ -3458,7 +3861,43 @@
               <w:jc w:val="left"/>
             </w:pPr>
             <w:r>
-              <w:t xml:space="preserve">DR-006/007/009/013/016..019, PLC-003..005/010, DAT-002/003, OBS-001..004</w:t>
+              <w:t xml:space="preserve">DR-006/007/009/013/016..020,</w:t>
+            </w:r>
+            <w:r>
+              <w:t xml:space="preserve"> </w:t>
+            </w:r>
+            <w:r>
+              <w:rPr>
+                <w:bCs/>
+                <w:b/>
+              </w:rPr>
+              <w:t xml:space="preserve">DR-020</w:t>
+            </w:r>
+            <w:r>
+              <w:t xml:space="preserve">, PLC-003..005/010,</w:t>
+            </w:r>
+            <w:r>
+              <w:t xml:space="preserve"> </w:t>
+            </w:r>
+            <w:r>
+              <w:rPr>
+                <w:bCs/>
+                <w:b/>
+              </w:rPr>
+              <w:t xml:space="preserve">PLC-010b</w:t>
+            </w:r>
+            <w:r>
+              <w:t xml:space="preserve">, DAT-002/003, OBS-001..004,</w:t>
+            </w:r>
+            <w:r>
+              <w:t xml:space="preserve"> </w:t>
+            </w:r>
+            <w:r>
+              <w:rPr>
+                <w:bCs/>
+                <w:b/>
+              </w:rPr>
+              <w:t xml:space="preserve">A-ME1</w:t>
             </w:r>
           </w:p>
         </w:tc>
@@ -3470,7 +3909,29 @@
               <w:jc w:val="left"/>
             </w:pPr>
             <w:r>
-              <w:t xml:space="preserve">POC-006 topology; POC-007 bootstrap sizing; POC-011 overcommit safety ceiling; DEC-001 Middle East DR</w:t>
+              <w:t xml:space="preserve">POC-006 topology; POC-007 bootstrap sizing; POC-011 overcommit safety ceiling;</w:t>
+            </w:r>
+            <w:r>
+              <w:t xml:space="preserve"> </w:t>
+            </w:r>
+            <w:r>
+              <w:rPr>
+                <w:strike/>
+              </w:rPr>
+              <w:t xml:space="preserve">DEC-001</w:t>
+            </w:r>
+            <w:r>
+              <w:t xml:space="preserve"> </w:t>
+            </w:r>
+            <w:r>
+              <w:rPr>
+                <w:bCs/>
+                <w:b/>
+              </w:rPr>
+              <w:t xml:space="preserve">RESOLVED — Middle East DR now offered (cross-geo to Europe, v2.4 amended)</w:t>
+            </w:r>
+            <w:r>
+              <w:t xml:space="preserve">; per-country ME data-residency carve-outs (Legal)</w:t>
             </w:r>
           </w:p>
         </w:tc>
@@ -3984,7 +4445,7 @@
         <w:t xml:space="preserve"> </w:t>
       </w:r>
       <w:r>
-        <w:t xml:space="preserve">After POC-006, POC-007, POC-011, DEC-001, and first</w:t>
+        <w:t xml:space="preserve">After POC-006, POC-007, POC-011, and first</w:t>
       </w:r>
       <w:r>
         <w:t xml:space="preserve"> </w:t>
@@ -3999,7 +4460,7 @@
         <w:t xml:space="preserve"> </w:t>
       </w:r>
       <w:r>
-        <w:t xml:space="preserve">implementation test.</w:t>
+        <w:t xml:space="preserve">implementation test. (DEC-001 resolved — Middle East DR now offered as cross-geo DR to Europe, v2.4 amended 11 Sep 2026.)</w:t>
       </w:r>
     </w:p>
     <w:bookmarkEnd w:id="33"/>
